--- a/법률/통지·증명/지급각서.docx
+++ b/법률/통지·증명/지급각서.docx
@@ -4,7 +4,7 @@
   <w:body>
     <w:p>
       <w:pPr>
-        <w:spacing w:after="31" w:before="0" w:line="312" w:lineRule="auto"/>
+        <w:spacing w:after="40" w:before="0" w:line="312" w:lineRule="auto"/>
         <w:jc w:val="center"/>
       </w:pPr>
       <w:r>
@@ -19,7 +19,7 @@
     </w:p>
     <w:p>
       <w:pPr>
-        <w:spacing w:after="78" w:before="0" w:line="312" w:lineRule="auto"/>
+        <w:spacing w:after="100" w:before="0" w:line="312" w:lineRule="auto"/>
         <w:jc w:val="left"/>
         <w:pBdr>
           <w:bottom w:val="single" w:sz="14" w:space="2" w:color="24384F"/>
@@ -35,7 +35,7 @@
     </w:p>
     <w:p>
       <w:pPr>
-        <w:spacing w:after="31" w:before="62" w:line="312" w:lineRule="auto"/>
+        <w:spacing w:after="40" w:before="80" w:line="312" w:lineRule="auto"/>
         <w:jc w:val="left"/>
         <w:pBdr>
           <w:bottom w:val="single" w:sz="6" w:space="2" w:color="C9D2DD"/>
@@ -76,7 +76,7 @@
       </w:tblGrid>
       <w:tr>
         <w:trPr>
-          <w:trHeight w:val="353" w:hRule="atLeast"/>
+          <w:trHeight w:val="453" w:hRule="atLeast"/>
         </w:trPr>
         <w:tc>
           <w:tcPr>
@@ -191,7 +191,7 @@
       </w:tr>
       <w:tr>
         <w:trPr>
-          <w:trHeight w:val="353" w:hRule="atLeast"/>
+          <w:trHeight w:val="453" w:hRule="atLeast"/>
         </w:trPr>
         <w:tc>
           <w:tcPr>
@@ -252,7 +252,7 @@
       </w:tr>
       <w:tr>
         <w:trPr>
-          <w:trHeight w:val="353" w:hRule="atLeast"/>
+          <w:trHeight w:val="453" w:hRule="atLeast"/>
         </w:trPr>
         <w:tc>
           <w:tcPr>
@@ -367,7 +367,7 @@
       </w:tr>
       <w:tr>
         <w:trPr>
-          <w:trHeight w:val="353" w:hRule="atLeast"/>
+          <w:trHeight w:val="453" w:hRule="atLeast"/>
         </w:trPr>
         <w:tc>
           <w:tcPr>
@@ -429,7 +429,7 @@
     </w:tbl>
     <w:p>
       <w:pPr>
-        <w:spacing w:after="31" w:before="0" w:line="312" w:lineRule="auto"/>
+        <w:spacing w:after="40" w:before="0" w:line="312" w:lineRule="auto"/>
         <w:jc w:val="left"/>
       </w:pPr>
       <w:r>
@@ -442,7 +442,7 @@
     </w:p>
     <w:p>
       <w:pPr>
-        <w:spacing w:after="31" w:before="62" w:line="312" w:lineRule="auto"/>
+        <w:spacing w:after="40" w:before="80" w:line="312" w:lineRule="auto"/>
         <w:jc w:val="left"/>
         <w:pBdr>
           <w:bottom w:val="single" w:sz="6" w:space="2" w:color="C9D2DD"/>
@@ -483,7 +483,7 @@
       </w:tblGrid>
       <w:tr>
         <w:trPr>
-          <w:trHeight w:val="353" w:hRule="atLeast"/>
+          <w:trHeight w:val="453" w:hRule="atLeast"/>
         </w:trPr>
         <w:tc>
           <w:tcPr>
@@ -545,7 +545,7 @@
       </w:tr>
       <w:tr>
         <w:trPr>
-          <w:trHeight w:val="353" w:hRule="atLeast"/>
+          <w:trHeight w:val="453" w:hRule="atLeast"/>
         </w:trPr>
         <w:tc>
           <w:tcPr>
@@ -660,7 +660,7 @@
       </w:tr>
       <w:tr>
         <w:trPr>
-          <w:trHeight w:val="353" w:hRule="atLeast"/>
+          <w:trHeight w:val="453" w:hRule="atLeast"/>
         </w:trPr>
         <w:tc>
           <w:tcPr>
@@ -775,7 +775,7 @@
       </w:tr>
       <w:tr>
         <w:trPr>
-          <w:trHeight w:val="353" w:hRule="atLeast"/>
+          <w:trHeight w:val="453" w:hRule="atLeast"/>
         </w:trPr>
         <w:tc>
           <w:tcPr>
@@ -837,7 +837,7 @@
     </w:tbl>
     <w:p>
       <w:pPr>
-        <w:spacing w:after="31" w:before="0" w:line="312" w:lineRule="auto"/>
+        <w:spacing w:after="40" w:before="0" w:line="312" w:lineRule="auto"/>
         <w:jc w:val="left"/>
       </w:pPr>
       <w:r>
@@ -850,7 +850,7 @@
     </w:p>
     <w:p>
       <w:pPr>
-        <w:spacing w:after="31" w:before="62" w:line="312" w:lineRule="auto"/>
+        <w:spacing w:after="40" w:before="80" w:line="312" w:lineRule="auto"/>
         <w:jc w:val="left"/>
         <w:pBdr>
           <w:bottom w:val="single" w:sz="6" w:space="2" w:color="C9D2DD"/>
@@ -892,7 +892,7 @@
       </w:tblGrid>
       <w:tr>
         <w:trPr>
-          <w:trHeight w:val="353" w:hRule="atLeast"/>
+          <w:trHeight w:val="453" w:hRule="atLeast"/>
         </w:trPr>
         <w:tc>
           <w:tcPr>
@@ -1042,7 +1042,7 @@
       </w:tr>
       <w:tr>
         <w:trPr>
-          <w:trHeight w:val="353" w:hRule="atLeast"/>
+          <w:trHeight w:val="453" w:hRule="atLeast"/>
         </w:trPr>
         <w:tc>
           <w:tcPr>
@@ -1058,7 +1058,7 @@
           <w:p>
             <w:pPr>
               <w:spacing w:after="0" w:line="312" w:lineRule="auto"/>
-              <w:jc w:val="left"/>
+              <w:jc w:val="center"/>
             </w:pPr>
             <w:r/>
             <w:r>
@@ -1084,7 +1084,7 @@
           <w:p>
             <w:pPr>
               <w:spacing w:after="0" w:line="312" w:lineRule="auto"/>
-              <w:jc w:val="left"/>
+              <w:jc w:val="center"/>
             </w:pPr>
             <w:r/>
             <w:r>
@@ -1110,7 +1110,7 @@
           <w:p>
             <w:pPr>
               <w:spacing w:after="0" w:line="312" w:lineRule="auto"/>
-              <w:jc w:val="left"/>
+              <w:jc w:val="center"/>
             </w:pPr>
             <w:r/>
             <w:r>
@@ -1136,7 +1136,7 @@
           <w:p>
             <w:pPr>
               <w:spacing w:after="0" w:line="312" w:lineRule="auto"/>
-              <w:jc w:val="left"/>
+              <w:jc w:val="center"/>
             </w:pPr>
             <w:r/>
             <w:r>
@@ -1162,7 +1162,7 @@
           <w:p>
             <w:pPr>
               <w:spacing w:after="0" w:line="312" w:lineRule="auto"/>
-              <w:jc w:val="left"/>
+              <w:jc w:val="center"/>
             </w:pPr>
             <w:r/>
             <w:r>
@@ -1177,7 +1177,7 @@
       </w:tr>
       <w:tr>
         <w:trPr>
-          <w:trHeight w:val="353" w:hRule="atLeast"/>
+          <w:trHeight w:val="453" w:hRule="atLeast"/>
         </w:trPr>
         <w:tc>
           <w:tcPr>
@@ -1193,7 +1193,7 @@
           <w:p>
             <w:pPr>
               <w:spacing w:after="0" w:line="312" w:lineRule="auto"/>
-              <w:jc w:val="left"/>
+              <w:jc w:val="center"/>
             </w:pPr>
             <w:r/>
             <w:r>
@@ -1219,7 +1219,7 @@
           <w:p>
             <w:pPr>
               <w:spacing w:after="0" w:line="312" w:lineRule="auto"/>
-              <w:jc w:val="left"/>
+              <w:jc w:val="center"/>
             </w:pPr>
             <w:r/>
             <w:r>
@@ -1245,7 +1245,7 @@
           <w:p>
             <w:pPr>
               <w:spacing w:after="0" w:line="312" w:lineRule="auto"/>
-              <w:jc w:val="left"/>
+              <w:jc w:val="center"/>
             </w:pPr>
             <w:r/>
             <w:r>
@@ -1271,7 +1271,7 @@
           <w:p>
             <w:pPr>
               <w:spacing w:after="0" w:line="312" w:lineRule="auto"/>
-              <w:jc w:val="left"/>
+              <w:jc w:val="center"/>
             </w:pPr>
             <w:r/>
             <w:r>
@@ -1297,7 +1297,7 @@
           <w:p>
             <w:pPr>
               <w:spacing w:after="0" w:line="312" w:lineRule="auto"/>
-              <w:jc w:val="left"/>
+              <w:jc w:val="center"/>
             </w:pPr>
             <w:r/>
             <w:r>
@@ -1313,7 +1313,7 @@
     </w:tbl>
     <w:p>
       <w:pPr>
-        <w:spacing w:after="31" w:before="0" w:line="312" w:lineRule="auto"/>
+        <w:spacing w:after="40" w:before="0" w:line="312" w:lineRule="auto"/>
         <w:jc w:val="left"/>
       </w:pPr>
       <w:r>
@@ -1326,7 +1326,7 @@
     </w:p>
     <w:p>
       <w:pPr>
-        <w:spacing w:after="31" w:before="62" w:line="312" w:lineRule="auto"/>
+        <w:spacing w:after="40" w:before="80" w:line="312" w:lineRule="auto"/>
         <w:jc w:val="left"/>
         <w:pBdr>
           <w:bottom w:val="single" w:sz="6" w:space="2" w:color="C9D2DD"/>
@@ -1353,7 +1353,7 @@
     </w:p>
     <w:p>
       <w:pPr>
-        <w:spacing w:after="31" w:before="0" w:line="312" w:lineRule="auto"/>
+        <w:spacing w:after="40" w:before="0" w:line="312" w:lineRule="auto"/>
         <w:ind w:left="170"/>
         <w:jc w:val="left"/>
       </w:pPr>
@@ -1368,7 +1368,7 @@
     </w:p>
     <w:p>
       <w:pPr>
-        <w:spacing w:after="31" w:before="0" w:line="312" w:lineRule="auto"/>
+        <w:spacing w:after="40" w:before="0" w:line="312" w:lineRule="auto"/>
         <w:ind w:left="170"/>
         <w:jc w:val="left"/>
       </w:pPr>
@@ -1383,7 +1383,7 @@
     </w:p>
     <w:p>
       <w:pPr>
-        <w:spacing w:after="31" w:before="0" w:line="312" w:lineRule="auto"/>
+        <w:spacing w:after="40" w:before="0" w:line="312" w:lineRule="auto"/>
         <w:ind w:left="170"/>
         <w:jc w:val="left"/>
       </w:pPr>
@@ -1398,7 +1398,7 @@
     </w:p>
     <w:p>
       <w:pPr>
-        <w:spacing w:after="31" w:before="0" w:line="312" w:lineRule="auto"/>
+        <w:spacing w:after="40" w:before="0" w:line="312" w:lineRule="auto"/>
         <w:ind w:left="170"/>
         <w:jc w:val="left"/>
       </w:pPr>
@@ -1413,7 +1413,7 @@
     </w:p>
     <w:p>
       <w:pPr>
-        <w:spacing w:after="31" w:before="0" w:line="312" w:lineRule="auto"/>
+        <w:spacing w:after="40" w:before="0" w:line="312" w:lineRule="auto"/>
         <w:jc w:val="left"/>
       </w:pPr>
       <w:r>
@@ -1439,7 +1439,7 @@
       </w:tblGrid>
       <w:tr>
         <w:trPr>
-          <w:trHeight w:val="884" w:hRule="atLeast"/>
+          <w:trHeight w:val="1134" w:hRule="atLeast"/>
         </w:trPr>
         <w:tc>
           <w:tcPr>
@@ -1462,7 +1462,7 @@
               <w:rPr>
                 <w:rFonts w:ascii="Malgun Gothic" w:hAnsi="Malgun Gothic" w:eastAsia="Malgun Gothic" w:cs="Malgun Gothic"/>
                 <w:b w:val="0"/>
-                <w:sz w:val="20"/>
+                <w:sz w:val="19"/>
               </w:rPr>
             </w:r>
           </w:p>
@@ -1471,7 +1471,7 @@
     </w:tbl>
     <w:p>
       <w:pPr>
-        <w:spacing w:after="31" w:before="0" w:line="312" w:lineRule="auto"/>
+        <w:spacing w:after="40" w:before="0" w:line="312" w:lineRule="auto"/>
         <w:jc w:val="left"/>
       </w:pPr>
       <w:r>
@@ -1484,7 +1484,7 @@
     </w:p>
     <w:p>
       <w:pPr>
-        <w:spacing w:after="62" w:before="0" w:line="312" w:lineRule="auto"/>
+        <w:spacing w:after="80" w:before="0" w:line="312" w:lineRule="auto"/>
         <w:jc w:val="center"/>
       </w:pPr>
       <w:r>
@@ -1498,7 +1498,7 @@
     </w:p>
     <w:p>
       <w:pPr>
-        <w:spacing w:after="62" w:before="62" w:line="312" w:lineRule="auto"/>
+        <w:spacing w:after="80" w:before="80" w:line="312" w:lineRule="auto"/>
         <w:jc w:val="center"/>
       </w:pPr>
       <w:r>
@@ -1512,7 +1512,7 @@
     </w:p>
     <w:p>
       <w:pPr>
-        <w:spacing w:after="62" w:before="0" w:line="312" w:lineRule="auto"/>
+        <w:spacing w:after="80" w:before="0" w:line="312" w:lineRule="auto"/>
         <w:jc w:val="right"/>
       </w:pPr>
       <w:r>
@@ -1526,7 +1526,7 @@
     </w:p>
     <w:p>
       <w:pPr>
-        <w:spacing w:after="62" w:before="0" w:line="312" w:lineRule="auto"/>
+        <w:spacing w:after="80" w:before="0" w:line="312" w:lineRule="auto"/>
         <w:jc w:val="right"/>
       </w:pPr>
       <w:r>
@@ -1540,7 +1540,7 @@
     </w:p>
     <w:p>
       <w:pPr>
-        <w:spacing w:after="0" w:before="47" w:line="312" w:lineRule="auto"/>
+        <w:spacing w:after="0" w:before="60" w:line="312" w:lineRule="auto"/>
         <w:jc w:val="left"/>
       </w:pPr>
       <w:r>
